--- a/contract/template/Orchid_fullday_package_nomeal.docx
+++ b/contract/template/Orchid_fullday_package_nomeal.docx
@@ -4576,7 +4576,7 @@
                 <w:szCs w:val="23"/>
                 <w:shd w:val="clear" w:color="auto" w:fill="FFFFFF"/>
               </w:rPr>
-              <w:t>{{client_office_address_vi}}</w:t>
+              <w:t>{{client_address_vi}}</w:t>
             </w:r>
           </w:p>
         </w:tc>

--- a/contract/template/Orchid_fullday_package_nomeal.docx
+++ b/contract/template/Orchid_fullday_package_nomeal.docx
@@ -1280,7 +1280,7 @@
           <w:szCs w:val="22"/>
           <w:lang w:val="en-US"/>
         </w:rPr>
-        <w:t>Mr. Jung Hyun Oh</w:t>
+        <w:t>Mr. Oh Jung Hyun</w:t>
       </w:r>
     </w:p>
     <w:p>
@@ -1371,7 +1371,7 @@
           <w:iCs/>
           <w:szCs w:val="22"/>
         </w:rPr>
-        <w:t>Jung Hyun Oh</w:t>
+        <w:t>Oh Jung Hyun</w:t>
       </w:r>
     </w:p>
     <w:p>
@@ -9280,7 +9280,7 @@
                 <w:sz w:val="22"/>
                 <w:szCs w:val="22"/>
               </w:rPr>
-              <w:t>Jung Hyun</w:t>
+              <w:t>Oh Jung Hyun</w:t>
             </w:r>
             <w:r>
               <w:rPr>
@@ -9290,7 +9290,7 @@
                 <w:sz w:val="22"/>
                 <w:szCs w:val="22"/>
               </w:rPr>
-              <w:t xml:space="preserve"> </w:t>
+              <w:t xml:space="preserve"/>
             </w:r>
             <w:r>
               <w:rPr>
@@ -9300,7 +9300,7 @@
                 <w:sz w:val="22"/>
                 <w:szCs w:val="22"/>
               </w:rPr>
-              <w:t>Oh</w:t>
+              <w:t/>
             </w:r>
           </w:p>
           <w:p>

--- a/contract/template/Orchid_fullday_package_nomeal.docx
+++ b/contract/template/Orchid_fullday_package_nomeal.docx
@@ -4405,6 +4405,17 @@
                 <w:szCs w:val="23"/>
               </w:rPr>
             </w:pPr>
+            <w:r>
+              <w:rPr>
+                <w:rFonts w:asciiTheme="minorHAnsi" w:eastAsia="PMingLiU" w:hAnsiTheme="minorHAnsi" w:cstheme="minorHAnsi"/>
+                <w:b/>
+                <w:noProof/>
+                <w:color w:val="FFFFFF" w:themeColor="background1"/>
+                <w:sz w:val="23"/>
+                <w:szCs w:val="23"/>
+              </w:rPr>
+              <w:t>{{name_for_attention_of}}</w:t>
+            </w:r>
           </w:p>
         </w:tc>
       </w:tr>
@@ -4739,6 +4750,18 @@
                 <w:lang w:val="en-US"/>
               </w:rPr>
             </w:pPr>
+            <w:r>
+              <w:rPr>
+                <w:rFonts w:asciiTheme="minorHAnsi" w:hAnsiTheme="minorHAnsi" w:cstheme="minorHAnsi"/>
+                <w:i/>
+                <w:iCs/>
+                <w:color w:val="000000"/>
+                <w:sz w:val="23"/>
+                <w:szCs w:val="23"/>
+                <w:lang w:val="en-US"/>
+              </w:rPr>
+              <w:t>{{client_mobile_phone}}</w:t>
+            </w:r>
           </w:p>
         </w:tc>
       </w:tr>
@@ -4789,6 +4812,17 @@
                 <w:lang w:val="en-US"/>
               </w:rPr>
             </w:pPr>
+            <w:r>
+              <w:rPr>
+                <w:rFonts w:asciiTheme="minorHAnsi" w:hAnsiTheme="minorHAnsi" w:cstheme="minorHAnsi"/>
+                <w:i/>
+                <w:iCs/>
+                <w:sz w:val="23"/>
+                <w:szCs w:val="23"/>
+                <w:lang w:val="en-US"/>
+              </w:rPr>
+              <w:t>{{client_email}}</w:t>
+            </w:r>
           </w:p>
         </w:tc>
       </w:tr>

--- a/contract/template/Orchid_fullday_package_nomeal.docx
+++ b/contract/template/Orchid_fullday_package_nomeal.docx
@@ -274,6 +274,8 @@
             <w:r>
               <w:rPr>
                 <w:rFonts w:asciiTheme="minorHAnsi" w:hAnsiTheme="minorHAnsi" w:cstheme="minorHAnsi"/>
+                <w:b/>
+                <w:bCs/>
                 <w:sz w:val="23"/>
                 <w:szCs w:val="23"/>
               </w:rPr>
@@ -2186,6 +2188,8 @@
       <w:r>
         <w:rPr>
           <w:rFonts w:asciiTheme="minorHAnsi" w:hAnsiTheme="minorHAnsi" w:cstheme="minorHAnsi"/>
+          <w:b/>
+          <w:bCs/>
           <w:i/>
           <w:iCs/>
           <w:sz w:val="23"/>
